--- a/Decoupe/21_Tatoine.docx
+++ b/Decoupe/21_Tatoine.docx
@@ -224,20 +224,20 @@
           <w:sz w:val="24"/>
           <w:szCs w:val="24"/>
         </w:rPr>
-        <w:t>❧  💬 STATUT NARRATIF  ❧</w:t>
-      </w:r>
-    </w:p>
-    <w:p>
-      <w:pPr>
-        <w:spacing w:before="60" w:after="60" w:line="300" w:lineRule="auto"/>
-        <w:jc w:val="both"/>
-      </w:pPr>
-      <w:r>
-        <w:rPr>
-          <w:b/>
-          <w:bCs/>
-        </w:rPr>
-        <w:t>Témoin bavard.</w:t>
+        <w:t>❧  💬 COMMENT JOUER  ❧</w:t>
+      </w:r>
+    </w:p>
+    <w:p>
+      <w:pPr>
+        <w:spacing w:before="60" w:after="60" w:line="300" w:lineRule="auto"/>
+        <w:jc w:val="both"/>
+      </w:pPr>
+      <w:r>
+        <w:rPr>
+          <w:b/>
+          <w:bCs/>
+        </w:rPr>
+        <w:t/>
       </w:r>
       <w:r>
         <w:t xml:space="preserve"> Vous livrez beaucoup d’observations spontanément. Vous craquez sur votre secret (lettres avec Lady Boulet de Myrtilles) si elle a craqué la première.</w:t>

--- a/Decoupe/21_Tatoine.docx
+++ b/Decoupe/21_Tatoine.docx
@@ -64,7 +64,7 @@
         <w:jc w:val="both"/>
       </w:pPr>
       <w:r>
-        <w:t>Le contexte. Samedi 6 juin 2026, anniversaire des 30 ans de Lady Chloé. Vous êtes invité au Domaine des Beuhaies. Lady Chloé est rentrée seule à 18h00 et trouve Lady Léa de Pavy morte dans la dépendance — empoisonnée à la digitaline vers 17h25. Le jeu. Lady Chloé enquête seule pendant 1 heure. Sir Amaury est MJ. Vos observations se livrent en conversation, librement. Vos secrets se gardent — il faut un levier pour qu’ils sortent.</w:t>
+        <w:t>Le contexte. Samedi 6 juin 1925, anniversaire des 30 ans de Lady Chloé. Vous êtes invité au Domaine des Beuhaies. Lady Chloé est rentrée seule à 18h00 et trouve Lady Léa de Pavy morte dans la dépendance — empoisonnée à la digitaline vers 17h25. Le jeu. Lady Chloé enquête seule pendant 1 heure. Sir Amaury est MJ. Vos observations se livrent en conversation, librement. Vos secrets se gardent — il faut un levier pour qu’ils sortent.</w:t>
       </w:r>
     </w:p>
     <w:p>
@@ -407,7 +407,19 @@
         <w:t>Lady Boulet de Myrtilles</w:t>
       </w:r>
       <w:r>
-        <w:t>. Une promenade dans un jardin, rien de consommé. Lady Léa savait et vous faisait chanter.</w:t>
+        <w:t>. Une promenade dans un jardin, rien de consommé. Lady Léa savait et vous faisait chanter (200 livres par trimestre, comme Boulet de son côté).</w:t>
+      </w:r>
+    </w:p>
+    <w:p>
+      <w:pPr>
+        <w:spacing w:before="60" w:after="60" w:line="300" w:lineRule="auto"/>
+        <w:jc w:val="both"/>
+      </w:pPr>
+      <w:r>
+        <w:rPr>
+          <w:sz w:val="22"/>
+        </w:rPr>
+        <w:t xml:space="preserve">Ce matin, à votre arrivée, Léa vous a glissé un mot dans la main : un dernier rappel d’échéance. Vous l’avez brûlé dans un cendrier du jardin avant la tournée des présentations.</w:t>
       </w:r>
     </w:p>
     <w:p>

--- a/Decoupe/21_Tatoine.docx
+++ b/Decoupe/21_Tatoine.docx
@@ -1,6 +1,6 @@
 
 <file path=word/document.xml><?xml version="1.0" encoding="utf-8"?>
-<w:document xmlns:wpc="http://schemas.microsoft.com/office/word/2010/wordprocessingCanvas" xmlns:cx="http://schemas.microsoft.com/office/drawing/2014/chartex" xmlns:mc="http://schemas.openxmlformats.org/markup-compatibility/2006" xmlns:o="urn:schemas-microsoft-com:office:office" xmlns:r="http://schemas.openxmlformats.org/officeDocument/2006/relationships" xmlns:m="http://schemas.openxmlformats.org/officeDocument/2006/math" xmlns:v="urn:schemas-microsoft-com:vml" xmlns:wp14="http://schemas.microsoft.com/office/word/2010/wordprocessingDrawing" xmlns:wp="http://schemas.openxmlformats.org/drawingml/2006/wordprocessingDrawing" xmlns:w10="urn:schemas-microsoft-com:office:word" xmlns:w="http://schemas.openxmlformats.org/wordprocessingml/2006/main" xmlns:w14="http://schemas.microsoft.com/office/word/2010/wordml" xmlns:w15="http://schemas.microsoft.com/office/word/2012/wordml" xmlns:wpg="http://schemas.microsoft.com/office/word/2010/wordprocessingGroup" xmlns:wpi="http://schemas.microsoft.com/office/word/2010/wordprocessingInk" xmlns:wne="http://schemas.microsoft.com/office/word/2006/wordml" xmlns:wps="http://schemas.microsoft.com/office/word/2010/wordprocessingShape" mc:Ignorable="w14 w15 wp14">
+<w:document xmlns:ns1="http://schemas.openxmlformats.org/markup-compatibility/2006" xmlns:w="http://schemas.openxmlformats.org/wordprocessingml/2006/main" ns1:Ignorable="w14 w15 wp14">
   <w:body>
     <w:p>
       <w:pPr>
@@ -601,10 +601,10 @@
           <w:b/>
           <w:bCs/>
         </w:rPr>
-        <w:t>Alibi mutuel avec Nicolas</w:t>
-      </w:r>
-      <w:r>
-        <w:t xml:space="preserve"> : « J’étais à la lisière de forêt avec Nicolas de 17h25 à 17h45. Nous avons fumé et parlé. »</w:t>
+        <w:t xml:space="preserve">Alibi mutuel avec Baptiste : « J’étais à la lisière de forêt avec Monsieur Baptiste André de 17h25 à 17h45. Nous avons fumé et parlé. »</w:t>
+      </w:r>
+      <w:r>
+        <w:t xml:space="preserve"/>
       </w:r>
     </w:p>
     <w:p>
@@ -1101,7 +1101,7 @@
                 <w:sz w:val="22"/>
                 <w:szCs w:val="22"/>
               </w:rPr>
-              <w:t>Avec Nicolas. Alibi mutuel.</w:t>
+              <w:t xml:space="preserve">Avec Baptiste. Alibi mutuel.</w:t>
             </w:r>
           </w:p>
         </w:tc>

--- a/Decoupe/21_Tatoine.docx
+++ b/Decoupe/21_Tatoine.docx
@@ -119,6 +119,21 @@
           <w:color w:val="6D4C41"/>
         </w:rPr>
         <w:t>« Sir Tatoine de Crevonville, diplomate. Ami du Duc Théodorette. Mon épouse Clochette est près de moi. »</w:t>
+      </w:r>
+    </w:p>
+    <w:p>
+      <w:pPr>
+        <w:spacing w:before="120" w:after="120" w:line="300" w:lineRule="auto"/>
+        <w:ind w:left="360" w:right="360"/>
+        <w:jc w:val="both"/>
+      </w:pPr>
+      <w:r>
+        <w:rPr>
+          <w:i/>
+          <w:iCs/>
+          <w:color w:val="6D4C41"/>
+        </w:rPr>
+        <w:t xml:space="preserve">👗 Votre allure. Une redingote de brocart noir aux broderies d’or, gilet crème à boutons dorés, haut jabot de dentelle blanche, chapeau haut-de-forme — et un loup blanc sur le haut du visage, dont vous ne vous départez guère. On vous reconnaît de loin à ce masque.</w:t>
       </w:r>
     </w:p>
     <w:p>

--- a/Decoupe/21_Tatoine.docx
+++ b/Decoupe/21_Tatoine.docx
@@ -271,6 +271,126 @@
           <w:szCs w:val="24"/>
         </w:rPr>
         <w:t>❧  VOTRE IDENTITÉ  ❧</w:t>
+      </w:r>
+    </w:p>
+    <w:p>
+      <w:pPr>
+        <w:spacing w:before="240" w:after="100"/>
+      </w:pPr>
+      <w:r>
+        <w:rPr>
+          <w:b/>
+          <w:bCs/>
+          <w:color w:val="5D4037"/>
+          <w:sz w:val="24"/>
+          <w:szCs w:val="24"/>
+        </w:rPr>
+        <w:t xml:space="preserve">❧  DEUX QUESTIONS RÉCURRENTES (Chloé peut les poser à tout convive)  ❧</w:t>
+      </w:r>
+    </w:p>
+    <w:p>
+      <w:pPr>
+        <w:spacing w:before="240" w:after="100"/>
+      </w:pPr>
+      <w:r>
+        <w:rPr>
+          <w:b/>
+          <w:bCs/>
+          <w:color w:val="5D4037"/>
+          <w:sz w:val="24"/>
+          <w:szCs w:val="24"/>
+        </w:rPr>
+        <w:t xml:space="preserve">Sur Léa : « Une vieille connaissance. Brillante, redoutée. Au comité on murmurait qu’elle savait toujours tout. »</w:t>
+      </w:r>
+    </w:p>
+    <w:p>
+      <w:pPr>
+        <w:spacing w:before="240" w:after="100"/>
+      </w:pPr>
+      <w:r>
+        <w:rPr>
+          <w:b/>
+          <w:bCs/>
+          <w:color w:val="5D4037"/>
+          <w:sz w:val="24"/>
+          <w:szCs w:val="24"/>
+        </w:rPr>
+        <w:t xml:space="preserve">Sur quelque chose d’étrange peu avant sa mort : « Plusieurs convives bougeaient nerveusement — Amandinette, Gautier, Théodorette. La journée était lourde. »</w:t>
+      </w:r>
+    </w:p>
+    <w:p>
+      <w:pPr>
+        <w:spacing w:before="240" w:after="100"/>
+      </w:pPr>
+      <w:r>
+        <w:rPr>
+          <w:b/>
+          <w:bCs/>
+          <w:color w:val="5D4037"/>
+          <w:sz w:val="24"/>
+          <w:szCs w:val="24"/>
+        </w:rPr>
+        <w:t xml:space="preserve">❧  VOTRE RESSENTI SUR LA JOURNÉE  ❧</w:t>
+      </w:r>
+    </w:p>
+    <w:p>
+      <w:pPr>
+        <w:spacing w:before="240" w:after="100"/>
+      </w:pPr>
+      <w:r>
+        <w:rPr>
+          <w:b/>
+          <w:bCs/>
+          <w:color w:val="5D4037"/>
+          <w:sz w:val="24"/>
+          <w:szCs w:val="24"/>
+        </w:rPr>
+        <w:t xml:space="preserve">« Choqué, mais lucide. Léa savait trop pour vivre vieille. Cela ne devait pas finir autrement. »</w:t>
+      </w:r>
+    </w:p>
+    <w:p>
+      <w:pPr>
+        <w:spacing w:before="240" w:after="100"/>
+      </w:pPr>
+      <w:r>
+        <w:rPr>
+          <w:b/>
+          <w:bCs/>
+          <w:color w:val="5D4037"/>
+          <w:sz w:val="24"/>
+          <w:szCs w:val="24"/>
+        </w:rPr>
+        <w:t xml:space="preserve">❧  SI VOUS NE SAVEZ PAS QUOI RÉPONDRE  ❧</w:t>
+      </w:r>
+    </w:p>
+    <w:p>
+      <w:pPr>
+        <w:spacing w:before="240" w:after="100"/>
+      </w:pPr>
+      <w:r>
+        <w:rPr>
+          <w:b/>
+          <w:bCs/>
+          <w:color w:val="5D4037"/>
+          <w:sz w:val="24"/>
+          <w:szCs w:val="24"/>
+        </w:rPr>
+        <w:t xml:space="preserve">Esquive type : « J’étais au jardin à fumer. Je vous dirai ce que j’ai vu — pas ce que je devine. »</w:t>
+      </w:r>
+    </w:p>
+    <w:p>
+      <w:pPr>
+        <w:spacing w:before="240" w:after="100"/>
+      </w:pPr>
+      <w:r>
+        <w:rPr>
+          <w:b/>
+          <w:bCs/>
+          <w:color w:val="5D4037"/>
+          <w:sz w:val="24"/>
+          <w:szCs w:val="24"/>
+        </w:rPr>
+        <w:t xml:space="preserve">Sur Boulet et les lettres anciennes : NIEZ jusqu’à ce que Chloé évoque Boulet ou brandisse le mot.</w:t>
       </w:r>
     </w:p>
     <w:p>

--- a/Decoupe/21_Tatoine.docx
+++ b/Decoupe/21_Tatoine.docx
@@ -555,6 +555,186 @@
           <w:sz w:val="22"/>
         </w:rPr>
         <w:t xml:space="preserve">Ce matin, à votre arrivée, Léa vous a glissé un mot dans la main : un dernier rappel d’échéance. Vous l’avez brûlé dans un cendrier du jardin avant la tournée des présentations.</w:t>
+      </w:r>
+    </w:p>
+    <w:p>
+      <w:pPr>
+        <w:spacing w:before="60" w:after="60" w:line="300" w:lineRule="auto"/>
+        <w:jc w:val="both"/>
+      </w:pPr>
+      <w:r>
+        <w:rPr>
+          <w:sz w:val="22"/>
+        </w:rPr>
+        <w:t xml:space="preserve">❧  POUR ENRICHIR VOS RÉPONSES — petit monde, opinions, voix intérieure  ❧</w:t>
+      </w:r>
+    </w:p>
+    <w:p>
+      <w:pPr>
+        <w:spacing w:before="60" w:after="60" w:line="300" w:lineRule="auto"/>
+        <w:jc w:val="both"/>
+      </w:pPr>
+      <w:r>
+        <w:rPr>
+          <w:sz w:val="22"/>
+        </w:rPr>
+        <w:t xml:space="preserve">(Guidelines pour les questions banales — ce sont des points de départ, adaptez à votre style.)</w:t>
+      </w:r>
+    </w:p>
+    <w:p>
+      <w:pPr>
+        <w:spacing w:before="60" w:after="60" w:line="300" w:lineRule="auto"/>
+        <w:jc w:val="both"/>
+      </w:pPr>
+      <w:r>
+        <w:rPr>
+          <w:sz w:val="22"/>
+        </w:rPr>
+        <w:t xml:space="preserve">Votre vie quotidienne : Diplomate — comité Europe centrale au Quai d'Orsay, avec Théodorette. Hôtel rue de Bourgogne. Journée : ministère, club, longues conversations à fumer.</w:t>
+      </w:r>
+    </w:p>
+    <w:p>
+      <w:pPr>
+        <w:spacing w:before="60" w:after="60" w:line="300" w:lineRule="auto"/>
+        <w:jc w:val="both"/>
+      </w:pPr>
+      <w:r>
+        <w:rPr>
+          <w:sz w:val="22"/>
+        </w:rPr>
+        <w:t xml:space="preserve">Vos goûts (à servir si la conversation est culture/loisirs) : La pipe, les conversations vagues, les romans russes qui ne se terminent jamais.</w:t>
+      </w:r>
+    </w:p>
+    <w:p>
+      <w:pPr>
+        <w:spacing w:before="60" w:after="60" w:line="300" w:lineRule="auto"/>
+        <w:jc w:val="both"/>
+      </w:pPr>
+      <w:r>
+        <w:rPr>
+          <w:sz w:val="22"/>
+        </w:rPr>
+        <w:t xml:space="preserve">❧  OPINIONS COURTES sur d'autres convives (à servir si on en parle)  ❧</w:t>
+      </w:r>
+    </w:p>
+    <w:p>
+      <w:pPr>
+        <w:spacing w:before="60" w:after="60" w:line="300" w:lineRule="auto"/>
+        <w:jc w:val="both"/>
+      </w:pPr>
+      <w:r>
+        <w:rPr>
+          <w:sz w:val="22"/>
+        </w:rPr>
+        <w:t xml:space="preserve">• Sur Lady Cloé Fischer (votre épouse) : « Clochette. Je la croyais transparente — je crois aujourd'hui qu'elle l'est moins. »</w:t>
+      </w:r>
+    </w:p>
+    <w:p>
+      <w:pPr>
+        <w:spacing w:before="60" w:after="60" w:line="300" w:lineRule="auto"/>
+        <w:jc w:val="both"/>
+      </w:pPr>
+      <w:r>
+        <w:rPr>
+          <w:sz w:val="22"/>
+        </w:rPr>
+        <w:t xml:space="preserve">• Sur le Duc Théodorette : « Un ami. Un vrai. Je m'inquiète pour lui en ce moment. »</w:t>
+      </w:r>
+    </w:p>
+    <w:p>
+      <w:pPr>
+        <w:spacing w:before="60" w:after="60" w:line="300" w:lineRule="auto"/>
+        <w:jc w:val="both"/>
+      </w:pPr>
+      <w:r>
+        <w:rPr>
+          <w:sz w:val="22"/>
+        </w:rPr>
+        <w:t xml:space="preserve">• Sur Lady Léa : « Elle savait trop. C'était son don et son malheur. »</w:t>
+      </w:r>
+    </w:p>
+    <w:p>
+      <w:pPr>
+        <w:spacing w:before="60" w:after="60" w:line="300" w:lineRule="auto"/>
+        <w:jc w:val="both"/>
+      </w:pPr>
+      <w:r>
+        <w:rPr>
+          <w:sz w:val="22"/>
+        </w:rPr>
+        <w:t xml:space="preserve">• Sur Lady Boulet de Myrtilles : (un silence). « Une lectrice discrète. Je l'aime bien. »</w:t>
+      </w:r>
+    </w:p>
+    <w:p>
+      <w:pPr>
+        <w:spacing w:before="60" w:after="60" w:line="300" w:lineRule="auto"/>
+        <w:jc w:val="both"/>
+      </w:pPr>
+      <w:r>
+        <w:rPr>
+          <w:sz w:val="22"/>
+        </w:rPr>
+        <w:t xml:space="preserve">❧  PHRASES TOUTES-PRÊTES (pour ne jamais être à court)  ❧</w:t>
+      </w:r>
+    </w:p>
+    <w:p>
+      <w:pPr>
+        <w:spacing w:before="60" w:after="60" w:line="300" w:lineRule="auto"/>
+        <w:jc w:val="both"/>
+      </w:pPr>
+      <w:r>
+        <w:rPr>
+          <w:sz w:val="22"/>
+        </w:rPr>
+        <w:t xml:space="preserve">— « Ah oui, tiens — c'est vrai, ça. J'avais oublié. »</w:t>
+      </w:r>
+    </w:p>
+    <w:p>
+      <w:pPr>
+        <w:spacing w:before="60" w:after="60" w:line="300" w:lineRule="auto"/>
+        <w:jc w:val="both"/>
+      </w:pPr>
+      <w:r>
+        <w:rPr>
+          <w:sz w:val="22"/>
+        </w:rPr>
+        <w:t xml:space="preserve">— « Voulez-vous fumer ? Le jardin est à deux pas. »</w:t>
+      </w:r>
+    </w:p>
+    <w:p>
+      <w:pPr>
+        <w:spacing w:before="60" w:after="60" w:line="300" w:lineRule="auto"/>
+        <w:jc w:val="both"/>
+      </w:pPr>
+      <w:r>
+        <w:rPr>
+          <w:sz w:val="22"/>
+        </w:rPr>
+        <w:t xml:space="preserve">❧  VOTRE VOIX INTÉRIEURE (à ne PAS dire — mais à laisser influencer votre ton)  ❧</w:t>
+      </w:r>
+    </w:p>
+    <w:p>
+      <w:pPr>
+        <w:spacing w:before="60" w:after="60" w:line="300" w:lineRule="auto"/>
+        <w:jc w:val="both"/>
+      </w:pPr>
+      <w:r>
+        <w:rPr>
+          <w:sz w:val="22"/>
+        </w:rPr>
+        <w:t xml:space="preserve">• « Léa savait pour Boulet. Sa mort m'épargne — c'est mal, je sais. »</w:t>
+      </w:r>
+    </w:p>
+    <w:p>
+      <w:pPr>
+        <w:spacing w:before="60" w:after="60" w:line="300" w:lineRule="auto"/>
+        <w:jc w:val="both"/>
+      </w:pPr>
+      <w:r>
+        <w:rPr>
+          <w:sz w:val="22"/>
+        </w:rPr>
+        <w:t xml:space="preserve">• « Clochette joue plus gros qu'elle ne dit. Je devrais y regarder. »</w:t>
       </w:r>
     </w:p>
     <w:p>
